--- a/TESTRAIL/Day 7 - Advanced concepts.docx
+++ b/TESTRAIL/Day 7 - Advanced concepts.docx
@@ -16,16 +16,15 @@
           <w:b/>
           <w:bCs/>
         </w:rPr>
-        <w:t xml:space="preserve">Day </w:t>
-      </w:r>
-      <w:proofErr w:type="gramStart"/>
+        <w:t xml:space="preserve">Day 6 </w:t>
+      </w:r>
       <w:r>
         <w:rPr>
           <w:rFonts w:ascii="Times New Roman" w:hAnsi="Times New Roman" w:cs="Times New Roman"/>
           <w:b/>
           <w:bCs/>
         </w:rPr>
-        <w:t xml:space="preserve">6 </w:t>
+        <w:t>: Advanced Concepts + Comparison (1.5</w:t>
       </w:r>
       <w:r>
         <w:rPr>
@@ -33,16 +32,15 @@
           <w:b/>
           <w:bCs/>
         </w:rPr>
-        <w:t>:</w:t>
-      </w:r>
-      <w:proofErr w:type="gramEnd"/>
+        <w:t>gi</w:t>
+      </w:r>
       <w:r>
         <w:rPr>
           <w:rFonts w:ascii="Times New Roman" w:hAnsi="Times New Roman" w:cs="Times New Roman"/>
           <w:b/>
           <w:bCs/>
         </w:rPr>
-        <w:t xml:space="preserve"> Advanced Concepts + Comparison (1.5 Hours)</w:t>
+        <w:t xml:space="preserve"> Hours)</w:t>
       </w:r>
     </w:p>
     <w:p>
@@ -75,6 +73,12 @@
           <w:rFonts w:ascii="Times New Roman" w:hAnsi="Times New Roman" w:cs="Times New Roman"/>
         </w:rPr>
         <w:t>TestRail vs Xray – deep comparison</w:t>
+      </w:r>
+      <w:r>
+        <w:rPr>
+          <w:rFonts w:ascii="Times New Roman" w:hAnsi="Times New Roman" w:cs="Times New Roman"/>
+        </w:rPr>
+        <w:t>.</w:t>
       </w:r>
     </w:p>
     <w:p>
@@ -188,21 +192,7 @@
               <w:rPr>
                 <w:rFonts w:ascii="Times New Roman" w:hAnsi="Times New Roman" w:cs="Times New Roman"/>
               </w:rPr>
-              <w:t xml:space="preserve">Regulated </w:t>
-            </w:r>
-            <w:proofErr w:type="spellStart"/>
-            <w:r>
-              <w:rPr>
-                <w:rFonts w:ascii="Times New Roman" w:hAnsi="Times New Roman" w:cs="Times New Roman"/>
-              </w:rPr>
-              <w:t>GxP</w:t>
-            </w:r>
-            <w:proofErr w:type="spellEnd"/>
-            <w:r>
-              <w:rPr>
-                <w:rFonts w:ascii="Times New Roman" w:hAnsi="Times New Roman" w:cs="Times New Roman"/>
-              </w:rPr>
-              <w:t xml:space="preserve"> projects</w:t>
+              <w:t>Regulated GxP projects</w:t>
             </w:r>
           </w:p>
         </w:tc>
@@ -1564,19 +1554,11 @@
           <w:rFonts w:ascii="Times New Roman" w:hAnsi="Times New Roman" w:cs="Times New Roman"/>
         </w:rPr>
       </w:pPr>
-      <w:proofErr w:type="gramStart"/>
-      <w:r>
-        <w:rPr>
-          <w:rFonts w:ascii="Times New Roman" w:hAnsi="Times New Roman" w:cs="Times New Roman"/>
-        </w:rPr>
-        <w:t>Mark</w:t>
-      </w:r>
-      <w:proofErr w:type="gramEnd"/>
-      <w:r>
-        <w:rPr>
-          <w:rFonts w:ascii="Times New Roman" w:hAnsi="Times New Roman" w:cs="Times New Roman"/>
-        </w:rPr>
-        <w:t xml:space="preserve"> it </w:t>
+      <w:r>
+        <w:rPr>
+          <w:rFonts w:ascii="Times New Roman" w:hAnsi="Times New Roman" w:cs="Times New Roman"/>
+        </w:rPr>
+        <w:t xml:space="preserve">Mark it </w:t>
       </w:r>
       <w:r>
         <w:rPr>
@@ -2337,33 +2319,15 @@
           <w:b/>
           <w:bCs/>
         </w:rPr>
-        <w:t xml:space="preserve">Day </w:t>
-      </w:r>
-      <w:proofErr w:type="gramStart"/>
+        <w:t xml:space="preserve">Day 6 </w:t>
+      </w:r>
       <w:r>
         <w:rPr>
           <w:rFonts w:ascii="Times New Roman" w:hAnsi="Times New Roman" w:cs="Times New Roman"/>
           <w:b/>
           <w:bCs/>
         </w:rPr>
-        <w:t xml:space="preserve">6 </w:t>
-      </w:r>
-      <w:r>
-        <w:rPr>
-          <w:rFonts w:ascii="Times New Roman" w:hAnsi="Times New Roman" w:cs="Times New Roman"/>
-          <w:b/>
-          <w:bCs/>
-        </w:rPr>
-        <w:t>:</w:t>
-      </w:r>
-      <w:proofErr w:type="gramEnd"/>
-      <w:r>
-        <w:rPr>
-          <w:rFonts w:ascii="Times New Roman" w:hAnsi="Times New Roman" w:cs="Times New Roman"/>
-          <w:b/>
-          <w:bCs/>
-        </w:rPr>
-        <w:t xml:space="preserve"> Interview Prep &amp; Final Flow (1.5 Hours)</w:t>
+        <w:t>: Interview Prep &amp; Final Flow (1.5 Hours)</w:t>
       </w:r>
     </w:p>
     <w:p>
